--- a/strategia-sindicos/comercial/Fluxo_Cadencia_Comercial_Sindico_Profissional.docx
+++ b/strategia-sindicos/comercial/Fluxo_Cadencia_Comercial_Sindico_Profissional.docx
@@ -45,7 +45,7 @@
           <w:b w:val="0"/>
           <w:i w:val="0"/>
         </w:rPr>
-        <w:t>Este fluxo tem no mínimo 8 tentativas de contato, intercalando WhatsApp (mensagem e ligação), ligação telefônica normal e e-mail. A ideia é não desistir do lead nas primeiras tentativas — a maioria das conversões comerciais acontece depois do 3º ou 4º contato.</w:t>
+        <w:t>Este fluxo tem 10 tentativas de contato, intercalando WhatsApp (mensagem e ligação), ligação telefônica normal e e-mail. A ideia é não desistir do lead nas primeiras tentativas — a maioria das conversões comerciais acontece depois do 3º ou 4º contato.</w:t>
       </w:r>
     </w:p>
     <w:p>
@@ -55,7 +55,27 @@
           <w:b w:val="0"/>
           <w:i w:val="0"/>
         </w:rPr>
-        <w:t>Cada tentativa já vem com uma sugestão de mensagem/script pronta. Adapte o nome, o condomínio e o tom conforme a conversa for evoluindo — mas mantenha sempre um gatilho de dor ou desejo real de condomínio residencial (inadimplência, conflito entre moradores, pets, revitalização do patrimônio, responsabilidade legal do síndico).</w:t>
+        <w:t>Contexto importante sobre quem chega até a Strategia: quem procura o serviço normalmente é morador ou conselheiro do condomínio — dificilmente um síndico profissional em atividade vai chamar a Strategia, já que ela é concorrência direta. No formulário do site, a pessoa já se identifica como morador ou conselheiro, e informa o tipo de gestão atual do condomínio (síndico profissional de outra empresa, ou síndico morador/voluntário) — e, pelo padrão dos leads, geralmente já está insatisfeita com a gestão atual. A conversa precisa partir exatamente dessas informações, não de perguntas genéricas.</w:t>
+      </w:r>
+    </w:p>
+    <w:p>
+      <w:pPr/>
+      <w:r>
+        <w:rPr>
+          <w:b w:val="0"/>
+          <w:i w:val="0"/>
+        </w:rPr>
+        <w:t>Os anúncios que geram esses leads sempre apresentam uma dor específica que moradores de condomínio costumam ter (inadimplência, conflito entre vizinhos, insegurança jurídica, falta de transparência, etc.) com a Strategia como solução. Use sempre a dor do anúncio que gerou aquele lead como gancho — é a informação mais forte que você tem sobre o motivo do interesse.</w:t>
+      </w:r>
+    </w:p>
+    <w:p>
+      <w:pPr/>
+      <w:r>
+        <w:rPr>
+          <w:b w:val="0"/>
+          <w:i w:val="0"/>
+        </w:rPr>
+        <w:t>Cada tentativa já vem com uma sugestão de mensagem/script pronta. Adapte o nome, o condomínio e o tom conforme a conversa for evoluindo — mas mantenha sempre um gatilho de dor ou desejo real de condomínio residencial. Sempre finalize o contato com uma pergunta que convide a pessoa a agir (responder, comentar, marcar uma data) — nunca deixe uma mensagem "aberta" sem pedir uma ação.</w:t>
       </w:r>
     </w:p>
     <w:p>
@@ -73,7 +93,7 @@
         <w:pStyle w:val="Heading2"/>
       </w:pPr>
       <w:r>
-        <w:t>Visão geral da cadência (9 tentativas — mínimo de 8)</w:t>
+        <w:t>Visão geral da cadência (10 tentativas)</w:t>
       </w:r>
     </w:p>
     <w:tbl>
@@ -167,7 +187,7 @@
           </w:tcPr>
           <w:p>
             <w:r>
-              <w:t>Boas-vindas + qualificação rápida</w:t>
+              <w:t>Abordagem personalizada com base no que a pessoa informou no formulário</w:t>
             </w:r>
           </w:p>
         </w:tc>
@@ -209,7 +229,7 @@
           </w:tcPr>
           <w:p>
             <w:r>
-              <w:t>Primeira tentativa de contato direto</w:t>
+              <w:t>Primeira tentativa de contato direto, ancorada na dor do anúncio</w:t>
             </w:r>
           </w:p>
         </w:tc>
@@ -251,7 +271,7 @@
           </w:tcPr>
           <w:p>
             <w:r>
-              <w:t>Prova social (vídeo 11 anos)</w:t>
+              <w:t>Prova social persuasiva (autoridade + depoimento de 11 anos)</w:t>
             </w:r>
           </w:p>
         </w:tc>
@@ -503,7 +523,49 @@
           </w:tcPr>
           <w:p>
             <w:r>
-              <w:t>Encerramento educado, porta aberta</w:t>
+              <w:t>Aviso de condição especial por tempo limitado</w:t>
+            </w:r>
+          </w:p>
+        </w:tc>
+      </w:tr>
+      <w:tr>
+        <w:tc>
+          <w:tcPr>
+            <w:tcW w:type="dxa" w:w="2160"/>
+          </w:tcPr>
+          <w:p>
+            <w:r>
+              <w:t>10</w:t>
+            </w:r>
+          </w:p>
+        </w:tc>
+        <w:tc>
+          <w:tcPr>
+            <w:tcW w:type="dxa" w:w="2160"/>
+          </w:tcPr>
+          <w:p>
+            <w:r>
+              <w:t>Dia 16</w:t>
+            </w:r>
+          </w:p>
+        </w:tc>
+        <w:tc>
+          <w:tcPr>
+            <w:tcW w:type="dxa" w:w="2160"/>
+          </w:tcPr>
+          <w:p>
+            <w:r>
+              <w:t>WhatsApp — mensagem</w:t>
+            </w:r>
+          </w:p>
+        </w:tc>
+        <w:tc>
+          <w:tcPr>
+            <w:tcW w:type="dxa" w:w="2160"/>
+          </w:tcPr>
+          <w:p>
+            <w:r>
+              <w:t>Encerramento com gatilho de perda (aversão à perda)</w:t>
             </w:r>
           </w:p>
         </w:tc>
@@ -533,7 +595,7 @@
           <w:b/>
           <w:i w:val="0"/>
         </w:rPr>
-        <w:t>Objetivo: Dar boas-vindas, confirmar interesse e qualificar rapidamente</w:t>
+        <w:t>Objetivo: Abrir a conversa já usando o que a pessoa informou no formulário do site (se é morador ou conselheiro, e o tipo de gestão atual)</w:t>
       </w:r>
     </w:p>
     <w:p>
@@ -543,7 +605,27 @@
           <w:b/>
           <w:i w:val="0"/>
         </w:rPr>
-        <w:t>Mensagem para enviar</w:t>
+        <w:t>Por que esse contato é diferente de um "oi, tudo bem?" genérico</w:t>
+      </w:r>
+    </w:p>
+    <w:p>
+      <w:pPr/>
+      <w:r>
+        <w:rPr>
+          <w:b w:val="0"/>
+          <w:i w:val="0"/>
+        </w:rPr>
+        <w:t>A pessoa já disse no formulário quem ela é (morador ou conselheiro) e como está a gestão hoje (síndico profissional de outra empresa ou síndico morador/voluntário). Use essa informação logo na primeira mensagem — isso mostra que você prestou atenção e já cria identificação.</w:t>
+      </w:r>
+    </w:p>
+    <w:p>
+      <w:pPr/>
+      <w:r>
+        <w:rPr>
+          <w:b/>
+          <w:i w:val="0"/>
+        </w:rPr>
+        <w:t>Mensagem — lead que é MORADOR e tem síndico morador/voluntário</w:t>
       </w:r>
     </w:p>
     <w:p>
@@ -563,7 +645,7 @@
           <w:b w:val="0"/>
           <w:i w:val="0"/>
         </w:rPr>
-        <w:t>Vi que você se interessou em saber mais sobre gestão profissional de condomínio.</w:t>
+        <w:t>Vi que você é morador do [condomínio] e que hoje a gestão é feita por um síndico morador.</w:t>
       </w:r>
     </w:p>
     <w:p>
@@ -573,7 +655,47 @@
           <w:b w:val="0"/>
           <w:i w:val="0"/>
         </w:rPr>
-        <w:t>Me conta rapidinho: você é síndico(a) atualmente, mora no condomínio ou faz parte do conselho? Assim já te oriento certinho!"</w:t>
+        <w:t>Muita gente nessa situação sente que falta tempo, conhecimento técnico ou respaldo jurídico pra resolver certas coisas do dia a dia do condomínio. É algo parecido com o que você tá vivendo aí?"</w:t>
+      </w:r>
+    </w:p>
+    <w:p>
+      <w:pPr/>
+      <w:r>
+        <w:rPr>
+          <w:b/>
+          <w:i w:val="0"/>
+        </w:rPr>
+        <w:t>Mensagem — lead que é CONSELHEIRO/morador e já tem síndico profissional de outra empresa</w:t>
+      </w:r>
+    </w:p>
+    <w:p>
+      <w:pPr/>
+      <w:r>
+        <w:rPr>
+          <w:b w:val="0"/>
+          <w:i w:val="0"/>
+        </w:rPr>
+        <w:t>"Oi, [Nome]! Tudo bem? Aqui é a Marcella, da Strategia Síndicos Profissionais 😊</w:t>
+      </w:r>
+    </w:p>
+    <w:p>
+      <w:pPr/>
+      <w:r>
+        <w:rPr>
+          <w:b w:val="0"/>
+          <w:i w:val="0"/>
+        </w:rPr>
+        <w:t>Vi que o [condomínio] já tem um síndico profissional hoje, mas que você foi buscar mais informações sobre esse serviço mesmo assim.</w:t>
+      </w:r>
+    </w:p>
+    <w:p>
+      <w:pPr/>
+      <w:r>
+        <w:rPr>
+          <w:b w:val="0"/>
+          <w:i w:val="0"/>
+        </w:rPr>
+        <w:t>Geralmente isso acontece quando alguma coisa na gestão atual não está funcionando como deveria. O que motivou você a procurar a gente?"</w:t>
       </w:r>
     </w:p>
     <w:p>
@@ -596,7 +718,27 @@
           <w:b/>
           <w:i w:val="0"/>
         </w:rPr>
-        <w:t>Objetivo: Primeira tentativa de contato direto, identificar a dor principal</w:t>
+        <w:t>Objetivo: Primeira tentativa de contato direto, ancorada na dor específica do anúncio que gerou o lead</w:t>
+      </w:r>
+    </w:p>
+    <w:p>
+      <w:pPr/>
+      <w:r>
+        <w:rPr>
+          <w:b/>
+          <w:i w:val="0"/>
+        </w:rPr>
+        <w:t>Antes de ligar</w:t>
+      </w:r>
+    </w:p>
+    <w:p>
+      <w:pPr/>
+      <w:r>
+        <w:rPr>
+          <w:b w:val="0"/>
+          <w:i w:val="0"/>
+        </w:rPr>
+        <w:t>Confira qual foi o anúncio/campanha que originou o lead — cada anúncio apresenta uma dor específica (inadimplência, conflito entre vizinhos, insegurança jurídica, falta de transparência, etc.). É essa dor que você vai usar como gancho da ligação, não uma abertura genérica.</w:t>
       </w:r>
     </w:p>
     <w:p>
@@ -626,7 +768,7 @@
           <w:b w:val="0"/>
           <w:i w:val="0"/>
         </w:rPr>
-        <w:t>Perguntar o que motivou o interesse (qual anúncio/conteúdo chamou atenção).</w:t>
+        <w:t>Abrir mencionando diretamente a dor do anúncio: "Vi que você chegou até a gente pelo conteúdo sobre [inadimplência / conflito entre moradores / segurança jurídica / transparência financeira] — é algo que vocês enfrentam aí no condomínio?"</w:t>
       </w:r>
     </w:p>
     <w:p>
@@ -636,7 +778,7 @@
           <w:b w:val="0"/>
           <w:i w:val="0"/>
         </w:rPr>
-        <w:t>Identificar a dor principal do condomínio (inadimplência, conflito entre moradores, insegurança jurídica, falta de transparência financeira, etc.).</w:t>
+        <w:t>Deixar a pessoa confirmar e detalhar a própria dor com as palavras dela — isso é mais forte do que você "adivinhar".</w:t>
       </w:r>
     </w:p>
     <w:p>
@@ -669,7 +811,7 @@
         <w:pStyle w:val="Heading2"/>
       </w:pPr>
       <w:r>
-        <w:t>Tentativa 3 — Dia 1 — WhatsApp — mensagem (prova social)</w:t>
+        <w:t>Tentativa 3 — Dia 1 — WhatsApp — mensagem (prova social persuasiva)</w:t>
       </w:r>
     </w:p>
     <w:p>
@@ -679,7 +821,7 @@
           <w:b/>
           <w:i w:val="0"/>
         </w:rPr>
-        <w:t>Objetivo: Gerar confiança logo no início, com prova social real</w:t>
+        <w:t>Objetivo: Construir autoridade e confiança com prova social real, terminando sempre com uma pergunta que gere ação</w:t>
       </w:r>
     </w:p>
     <w:p>
@@ -699,7 +841,7 @@
           <w:b w:val="0"/>
           <w:i w:val="0"/>
         </w:rPr>
-        <w:t>"[Nome], separei um vídeo rapidinho pra você ver 👇</w:t>
+        <w:t>"[Nome], a Strategia atua em Porto Alegre e região há mais de 10 anos cuidando da gestão de condomínios.</w:t>
       </w:r>
     </w:p>
     <w:p>
@@ -709,7 +851,7 @@
           <w:b w:val="0"/>
           <w:i w:val="0"/>
         </w:rPr>
-        <w:t>O Carlos é morador do Edifício Elfrida, em Porto Alegre, e conta como foi a experiência de 11 anos com a gestão da Strategia.</w:t>
+        <w:t>E o mais importante: temos depoimentos reais de moradores super satisfeitos com a gestão. O Carlos, por exemplo, é morador do Edifício Elfrida aqui em Porto Alegre e é nosso cliente há mais de 10 anos!</w:t>
       </w:r>
     </w:p>
     <w:p>
@@ -719,7 +861,7 @@
           <w:b/>
           <w:i w:val="0"/>
         </w:rPr>
-        <w:t>🎥 Vídeo de prova social — 11 anos com a Strategia</w:t>
+        <w:t>🎥 Veja o relato dele no link</w:t>
       </w:r>
     </w:p>
     <w:p>
@@ -739,7 +881,7 @@
           <w:b w:val="0"/>
           <w:i w:val="0"/>
         </w:rPr>
-        <w:t>"Dá uma olhada e me conta o que achou!"</w:t>
+        <w:t>"Depois de ver o vídeo, me conta: faz sentido eu te mostrar como isso funcionaria no seu condomínio?"</w:t>
       </w:r>
     </w:p>
     <w:p>
@@ -816,6 +958,26 @@
       </w:r>
     </w:p>
     <w:p>
+      <w:pPr/>
+      <w:r>
+        <w:rPr>
+          <w:b/>
+          <w:i w:val="0"/>
+        </w:rPr>
+        <w:t>Exemplo prático — dor de inadimplência entre moradores</w:t>
+      </w:r>
+    </w:p>
+    <w:p>
+      <w:pPr/>
+      <w:r>
+        <w:rPr>
+          <w:b w:val="0"/>
+          <w:i w:val="0"/>
+        </w:rPr>
+        <w:t>Se o lead mencionou inadimplência: "Isso é super comum — a inadimplência média em condomínios fica entre 5% e 8% do total arrecadado, e boa parte dos síndicos só começa a cobrar depois do 3º ou 4º mês de atraso, porque cobrar o vizinho é sempre desconfortável. A gente resolve isso com uma régua de cobrança automatizada: notificação já no 1º dia de atraso, negociação estruturada antes de qualquer ação judicial e relatório mensal de inadimplência pro síndico. Isso tira o peso pessoal de cima de quem cobra. Faz sentido pro cenário de vocês?"</w:t>
+      </w:r>
+    </w:p>
+    <w:p>
       <w:r>
         <w:t>────────────────────────────────────────────────────────────</w:t>
       </w:r>
@@ -885,7 +1047,7 @@
           <w:b w:val="0"/>
           <w:i w:val="0"/>
         </w:rPr>
-        <w:t>Meu nome é Marcella, sou do time comercial da Strategia Síndicos Profissionais. Atuamos há mais de 10 anos com gestão profissional de condomínios, com metodologia própria e síndicos que são sócios da empresa (mais em strategiasindicos.com.br).</w:t>
+        <w:t>Meu nome é Marcella, sou do time comercial da Strategia Síndicos Profissionais. Atuamos há mais de 10 anos com gestão profissional de condomínios em Porto Alegre e região, com metodologia própria e síndicos que são sócios da empresa (mais em strategiasindicos.com.br).</w:t>
       </w:r>
     </w:p>
     <w:p>
@@ -1157,7 +1319,7 @@
           <w:b/>
           <w:i w:val="0"/>
         </w:rPr>
-        <w:t>Objetivo: Encerrar a cadência ativa sem fechar a porta</w:t>
+        <w:t>Objetivo: Avisar sobre condição especial por tempo limitado, mantendo a porta aberta</w:t>
       </w:r>
     </w:p>
     <w:p>
@@ -1177,7 +1339,7 @@
           <w:b w:val="0"/>
           <w:i w:val="0"/>
         </w:rPr>
-        <w:t>Ainda por aqui, [Nome] 🙂</w:t>
+        <w:t>Sua proposta pode mudar em breve, [Nome]</w:t>
       </w:r>
     </w:p>
     <w:p>
@@ -1207,7 +1369,7 @@
           <w:b w:val="0"/>
           <w:i w:val="0"/>
         </w:rPr>
-        <w:t>Não quero ser insistente, então essa é minha última mensagem por enquanto.</w:t>
+        <w:t>Como ainda não tivemos retorno, infelizmente não conseguimos garantir que as condições que preparamos especialmente para o seu condomínio continuem as mesmas depois desse período.</w:t>
       </w:r>
     </w:p>
     <w:p>
@@ -1217,7 +1379,7 @@
           <w:b w:val="0"/>
           <w:i w:val="0"/>
         </w:rPr>
-        <w:t>Fico à disposição sempre que fizer sentido pra você — é só me chamar por aqui ou pelo WhatsApp.</w:t>
+        <w:t>De qualquer forma, seguimos à disposição sempre que fizer sentido pra você — é só me chamar por aqui ou pelo WhatsApp.</w:t>
       </w:r>
     </w:p>
     <w:p>
@@ -1228,6 +1390,59 @@
           <w:i w:val="0"/>
         </w:rPr>
         <w:t>Um abraço, Marcella — Strategia Síndicos Profissionais"</w:t>
+      </w:r>
+    </w:p>
+    <w:p>
+      <w:r>
+        <w:t>────────────────────────────────────────────────────────────</w:t>
+      </w:r>
+    </w:p>
+    <w:p>
+      <w:pPr>
+        <w:pStyle w:val="Heading2"/>
+      </w:pPr>
+      <w:r>
+        <w:t>Tentativa 10 — Dia 16 — WhatsApp — mensagem</w:t>
+      </w:r>
+    </w:p>
+    <w:p>
+      <w:pPr/>
+      <w:r>
+        <w:rPr>
+          <w:b/>
+          <w:i w:val="0"/>
+        </w:rPr>
+        <w:t>Objetivo: Encerrar a cadência ativa reforçando que a condição especial não segue mais disponível (gatilho de aversão à perda), sem soar agressivo</w:t>
+      </w:r>
+    </w:p>
+    <w:p>
+      <w:pPr/>
+      <w:r>
+        <w:rPr>
+          <w:b/>
+          <w:i w:val="0"/>
+        </w:rPr>
+        <w:t>Mensagem para enviar</w:t>
+      </w:r>
+    </w:p>
+    <w:p>
+      <w:pPr/>
+      <w:r>
+        <w:rPr>
+          <w:b w:val="0"/>
+          <w:i w:val="0"/>
+        </w:rPr>
+        <w:t>"[Nome], como a gente não conseguiu retomar a conversa, a condição especial que tínhamos preparado pro seu condomínio não vai mais poder ser mantida a partir de agora.</w:t>
+      </w:r>
+    </w:p>
+    <w:p>
+      <w:pPr/>
+      <w:r>
+        <w:rPr>
+          <w:b w:val="0"/>
+          <w:i w:val="0"/>
+        </w:rPr>
+        <w:t>De qualquer forma, fico à disposição se quiser retomar esse assunto lá na frente — é só me chamar. Um abraço!"</w:t>
       </w:r>
     </w:p>
     <w:p>
@@ -1643,6 +1858,439 @@
       </w:tr>
     </w:tbl>
     <w:p/>
+    <w:p>
+      <w:pPr>
+        <w:pStyle w:val="Heading1"/>
+      </w:pPr>
+      <w:r>
+        <w:t>Exemplos de mensagens com gatilhos mentais (para inspirar a Marcella)</w:t>
+      </w:r>
+    </w:p>
+    <w:p>
+      <w:pPr/>
+      <w:r>
+        <w:rPr>
+          <w:b w:val="0"/>
+          <w:i w:val="0"/>
+        </w:rPr>
+        <w:t>Estes exemplos combinam storytelling, prova social, curiosidade, urgência/escassez e reciprocidade — sempre terminando com uma pergunta ou CTA que convide a pessoa a agir. Use como inspiração, não como texto fixo: adapte ao nome, condomínio e contexto real do lead.</w:t>
+      </w:r>
+    </w:p>
+    <w:p>
+      <w:pPr>
+        <w:pStyle w:val="Heading2"/>
+      </w:pPr>
+      <w:r>
+        <w:t>Inadimplência</w:t>
+      </w:r>
+    </w:p>
+    <w:p>
+      <w:pPr/>
+      <w:r>
+        <w:rPr>
+          <w:b w:val="0"/>
+          <w:i/>
+        </w:rPr>
+        <w:t>Gatilhos usados: curiosidade (dado numérico) + storytelling + pergunta de fechamento</w:t>
+      </w:r>
+    </w:p>
+    <w:p>
+      <w:pPr/>
+      <w:r>
+        <w:rPr>
+          <w:b/>
+          <w:i w:val="0"/>
+        </w:rPr>
+        <w:t>WhatsApp:</w:t>
+      </w:r>
+    </w:p>
+    <w:p>
+      <w:pPr/>
+      <w:r>
+        <w:rPr>
+          <w:b w:val="0"/>
+          <w:i w:val="0"/>
+        </w:rPr>
+        <w:t>"[Nome], sabia que a inadimplência média em condomínios fica entre 5% e 8% do total arrecadado? E o pior: na maioria das vezes, quem paga em dia é quem sente esse peso no bolso, porque o rateio sobe pra cobrir o rombo. Já vi condomínio perder o fundo de reserva inteiro por causa disso. O seu condomínio já passou (ou está passando) por isso?"</w:t>
+      </w:r>
+    </w:p>
+    <w:p>
+      <w:pPr/>
+      <w:r>
+        <w:rPr>
+          <w:b/>
+          <w:i w:val="0"/>
+        </w:rPr>
+        <w:t>E-mail — Assunto:</w:t>
+      </w:r>
+    </w:p>
+    <w:p>
+      <w:pPr/>
+      <w:r>
+        <w:rPr>
+          <w:b w:val="0"/>
+          <w:i w:val="0"/>
+        </w:rPr>
+        <w:t>O detalhe que está custando caro pro seu condomínio</w:t>
+      </w:r>
+    </w:p>
+    <w:p>
+      <w:pPr/>
+      <w:r>
+        <w:rPr>
+          <w:b/>
+          <w:i w:val="0"/>
+        </w:rPr>
+        <w:t>E-mail — Corpo:</w:t>
+      </w:r>
+    </w:p>
+    <w:p>
+      <w:pPr/>
+      <w:r>
+        <w:rPr>
+          <w:b w:val="0"/>
+          <w:i w:val="0"/>
+        </w:rPr>
+        <w:t>"Olá, [Nome], um dado que poucos síndicos conhecem: quando não existe uma régua de cobrança estruturada, a inadimplência tende a crescer mês após mês — e quem paga em dia acaba pagando a conta dos outros no rateio. A Strategia tem um protocolo que começa no 1º dia de atraso, antes que o problema cresça. Quer entender como isso funcionaria no seu condomínio?"</w:t>
+      </w:r>
+    </w:p>
+    <w:p>
+      <w:r>
+        <w:t>────────────────────────────────────────────────────────────</w:t>
+      </w:r>
+    </w:p>
+    <w:p>
+      <w:pPr>
+        <w:pStyle w:val="Heading2"/>
+      </w:pPr>
+      <w:r>
+        <w:t>Conflitos entre moradores</w:t>
+      </w:r>
+    </w:p>
+    <w:p>
+      <w:pPr/>
+      <w:r>
+        <w:rPr>
+          <w:b w:val="0"/>
+          <w:i/>
+        </w:rPr>
+        <w:t>Gatilhos usados: storytelling + identificação + pergunta de fechamento</w:t>
+      </w:r>
+    </w:p>
+    <w:p>
+      <w:pPr/>
+      <w:r>
+        <w:rPr>
+          <w:b/>
+          <w:i w:val="0"/>
+        </w:rPr>
+        <w:t>WhatsApp:</w:t>
+      </w:r>
+    </w:p>
+    <w:p>
+      <w:pPr/>
+      <w:r>
+        <w:rPr>
+          <w:b w:val="0"/>
+          <w:i w:val="0"/>
+        </w:rPr>
+        <w:t>"[Nome], separei um caso real: um condomínio vivia brigas homéricas por causa de pet solto na área comum — até que perceberam que o problema nunca foi o cachorro, e sim a falta de uma regra clara no regimento. Depois que isso foi resolvido, as reclamações praticamente sumiram. Rola algo parecido aí no seu condomínio?"</w:t>
+      </w:r>
+    </w:p>
+    <w:p>
+      <w:pPr/>
+      <w:r>
+        <w:rPr>
+          <w:b/>
+          <w:i w:val="0"/>
+        </w:rPr>
+        <w:t>E-mail — Assunto:</w:t>
+      </w:r>
+    </w:p>
+    <w:p>
+      <w:pPr/>
+      <w:r>
+        <w:rPr>
+          <w:b w:val="0"/>
+          <w:i w:val="0"/>
+        </w:rPr>
+        <w:t>Quando o problema não é o vizinho (é a falta de regra)</w:t>
+      </w:r>
+    </w:p>
+    <w:p>
+      <w:pPr/>
+      <w:r>
+        <w:rPr>
+          <w:b/>
+          <w:i w:val="0"/>
+        </w:rPr>
+        <w:t>E-mail — Corpo:</w:t>
+      </w:r>
+    </w:p>
+    <w:p>
+      <w:pPr/>
+      <w:r>
+        <w:rPr>
+          <w:b w:val="0"/>
+          <w:i w:val="0"/>
+        </w:rPr>
+        <w:t>"Olá, [Nome], conflito entre moradores quase sempre tem a mesma raiz: falta de regra clara e de um canal formal pra resolver, fora do grupo de WhatsApp. A Strategia revisa o regimento interno e estrutura esse canal, tirando o síndico do meio da briga. Quer que eu te mostre como isso funciona na prática?"</w:t>
+      </w:r>
+    </w:p>
+    <w:p>
+      <w:r>
+        <w:t>────────────────────────────────────────────────────────────</w:t>
+      </w:r>
+    </w:p>
+    <w:p>
+      <w:pPr>
+        <w:pStyle w:val="Heading2"/>
+      </w:pPr>
+      <w:r>
+        <w:t>Responsabilidade legal do síndico</w:t>
+      </w:r>
+    </w:p>
+    <w:p>
+      <w:pPr/>
+      <w:r>
+        <w:rPr>
+          <w:b w:val="0"/>
+          <w:i/>
+        </w:rPr>
+        <w:t>Gatilhos usados: autoridade técnica + urgência sutil (mudança de lei) + pergunta de fechamento</w:t>
+      </w:r>
+    </w:p>
+    <w:p>
+      <w:pPr/>
+      <w:r>
+        <w:rPr>
+          <w:b/>
+          <w:i w:val="0"/>
+        </w:rPr>
+        <w:t>WhatsApp:</w:t>
+      </w:r>
+    </w:p>
+    <w:p>
+      <w:pPr/>
+      <w:r>
+        <w:rPr>
+          <w:b w:val="0"/>
+          <w:i w:val="0"/>
+        </w:rPr>
+        <w:t>"[Nome], você sabia que, desde a NR-1, o condomínio (como empregador) é obrigado por lei a avaliar riscos psicossociais da equipe — porteiro, zelador, limpeza? Isso não é mais "boa vontade", é exigência legal. Muitos síndicos morador nem sabem que essa responsabilidade caiu sobre eles. O seu condomínio já se adequou a isso?"</w:t>
+      </w:r>
+    </w:p>
+    <w:p>
+      <w:pPr/>
+      <w:r>
+        <w:rPr>
+          <w:b/>
+          <w:i w:val="0"/>
+        </w:rPr>
+        <w:t>E-mail — Assunto:</w:t>
+      </w:r>
+    </w:p>
+    <w:p>
+      <w:pPr/>
+      <w:r>
+        <w:rPr>
+          <w:b w:val="0"/>
+          <w:i w:val="0"/>
+        </w:rPr>
+        <w:t>Uma responsabilidade que pegou muitos síndicos de surpresa</w:t>
+      </w:r>
+    </w:p>
+    <w:p>
+      <w:pPr/>
+      <w:r>
+        <w:rPr>
+          <w:b/>
+          <w:i w:val="0"/>
+        </w:rPr>
+        <w:t>E-mail — Corpo:</w:t>
+      </w:r>
+    </w:p>
+    <w:p>
+      <w:pPr/>
+      <w:r>
+        <w:rPr>
+          <w:b w:val="0"/>
+          <w:i w:val="0"/>
+        </w:rPr>
+        <w:t>"Olá, [Nome], a legislação que envolve condomínios mudou bastante nos últimos anos (NR-1, normas de segurança, convenções desatualizadas...) e boa parte dessa responsabilidade recai diretamente sobre quem assina como síndico — mesmo sendo morador voluntário. A Strategia existe justamente pra tirar esse risco pessoal de cima do síndico morador, com documentação e respaldo jurídico. Posso te enviar um diagnóstico rápido de como está a situação do seu condomínio?"</w:t>
+      </w:r>
+    </w:p>
+    <w:p>
+      <w:r>
+        <w:t>────────────────────────────────────────────────────────────</w:t>
+      </w:r>
+    </w:p>
+    <w:p>
+      <w:pPr>
+        <w:pStyle w:val="Heading2"/>
+      </w:pPr>
+      <w:r>
+        <w:t>Revitalização do patrimônio</w:t>
+      </w:r>
+    </w:p>
+    <w:p>
+      <w:pPr/>
+      <w:r>
+        <w:rPr>
+          <w:b w:val="0"/>
+          <w:i/>
+        </w:rPr>
+        <w:t>Gatilhos usados: pergunta provocativa + prova de autoridade + pergunta de fechamento</w:t>
+      </w:r>
+    </w:p>
+    <w:p>
+      <w:pPr/>
+      <w:r>
+        <w:rPr>
+          <w:b/>
+          <w:i w:val="0"/>
+        </w:rPr>
+        <w:t>WhatsApp:</w:t>
+      </w:r>
+    </w:p>
+    <w:p>
+      <w:pPr/>
+      <w:r>
+        <w:rPr>
+          <w:b w:val="0"/>
+          <w:i w:val="0"/>
+        </w:rPr>
+        <w:t>"[Nome], uma pergunta rápida: se hoje aparecesse um imprevisto grande no seu condomínio — um vazamento estrutural, uma bomba queimada — o fundo de reserva de vocês cobriria? A maioria dos condomínios mantém o fundo no mínimo legal (ou abaixo), e só descobre isso na hora que precisa. Como está essa situação aí?"</w:t>
+      </w:r>
+    </w:p>
+    <w:p>
+      <w:pPr/>
+      <w:r>
+        <w:rPr>
+          <w:b/>
+          <w:i w:val="0"/>
+        </w:rPr>
+        <w:t>E-mail — Assunto:</w:t>
+      </w:r>
+    </w:p>
+    <w:p>
+      <w:pPr/>
+      <w:r>
+        <w:rPr>
+          <w:b w:val="0"/>
+          <w:i w:val="0"/>
+        </w:rPr>
+        <w:t>O seu condomínio está preparado para o imprevisto?</w:t>
+      </w:r>
+    </w:p>
+    <w:p>
+      <w:pPr/>
+      <w:r>
+        <w:rPr>
+          <w:b/>
+          <w:i w:val="0"/>
+        </w:rPr>
+        <w:t>E-mail — Corpo:</w:t>
+      </w:r>
+    </w:p>
+    <w:p>
+      <w:pPr/>
+      <w:r>
+        <w:rPr>
+          <w:b w:val="0"/>
+          <w:i w:val="0"/>
+        </w:rPr>
+        <w:t>"Olá, [Nome], reserva financeira não é dinheiro parado — é tranquilidade garantida. A Strategia avalia o fundo de reserva frente ao porte do condomínio e projeta o orçamento com base em histórico real, não em achismo. Quer receber um diagnóstico gratuito da situação financeira do seu condomínio?"</w:t>
+      </w:r>
+    </w:p>
+    <w:p>
+      <w:r>
+        <w:t>────────────────────────────────────────────────────────────</w:t>
+      </w:r>
+    </w:p>
+    <w:p>
+      <w:pPr>
+        <w:pStyle w:val="Heading2"/>
+      </w:pPr>
+      <w:r>
+        <w:t>Transparência financeira</w:t>
+      </w:r>
+    </w:p>
+    <w:p>
+      <w:pPr/>
+      <w:r>
+        <w:rPr>
+          <w:b w:val="0"/>
+          <w:i/>
+        </w:rPr>
+        <w:t>Gatilhos usados: pergunta direta (dúvida) + prova de método + pergunta de fechamento</w:t>
+      </w:r>
+    </w:p>
+    <w:p>
+      <w:pPr/>
+      <w:r>
+        <w:rPr>
+          <w:b/>
+          <w:i w:val="0"/>
+        </w:rPr>
+        <w:t>WhatsApp:</w:t>
+      </w:r>
+    </w:p>
+    <w:p>
+      <w:pPr/>
+      <w:r>
+        <w:rPr>
+          <w:b w:val="0"/>
+          <w:i w:val="0"/>
+        </w:rPr>
+        <w:t>"[Nome], uma pergunta direta: você confia 100% na prestação de contas do seu condomínio hoje? Fechar conta com clareza é o que separa uma gestão profissional de uma gestão no escuro — e, sem isso, até decisão certa vira motivo de desconfiança. Como funciona isso aí no seu condomínio?"</w:t>
+      </w:r>
+    </w:p>
+    <w:p>
+      <w:pPr/>
+      <w:r>
+        <w:rPr>
+          <w:b/>
+          <w:i w:val="0"/>
+        </w:rPr>
+        <w:t>E-mail — Assunto:</w:t>
+      </w:r>
+    </w:p>
+    <w:p>
+      <w:pPr/>
+      <w:r>
+        <w:rPr>
+          <w:b w:val="0"/>
+          <w:i w:val="0"/>
+        </w:rPr>
+        <w:t>Você confia 100% na prestação de contas do seu condomínio?</w:t>
+      </w:r>
+    </w:p>
+    <w:p>
+      <w:pPr/>
+      <w:r>
+        <w:rPr>
+          <w:b/>
+          <w:i w:val="0"/>
+        </w:rPr>
+        <w:t>E-mail — Corpo:</w:t>
+      </w:r>
+    </w:p>
+    <w:p>
+      <w:pPr/>
+      <w:r>
+        <w:rPr>
+          <w:b w:val="0"/>
+          <w:i w:val="0"/>
+        </w:rPr>
+        <w:t>"Olá, [Nome], a Strategia entrega relatório financeiro detalhado, acesso direto aos documentos pelo condomínio e uma equipe sempre disponível pra esclarecer qualquer dúvida. Isso é a base da confiança entre gestão e condomínio. Quer receber um orçamento gratuito e ver como isso funcionaria pra vocês?"</w:t>
+      </w:r>
+    </w:p>
+    <w:p>
+      <w:r>
+        <w:t>────────────────────────────────────────────────────────────</w:t>
+      </w:r>
+    </w:p>
     <w:p>
       <w:pPr>
         <w:pStyle w:val="Heading1"/>
@@ -2347,6 +2995,22 @@
         <w:pStyle w:val="ListBullet"/>
       </w:pPr>
       <w:r>
+        <w:t>Sempre comece o primeiro contato usando o que a pessoa já informou no formulário (é morador ou conselheiro, e o tipo de gestão atual) — nunca com uma pergunta genérica de qualificação.</w:t>
+      </w:r>
+    </w:p>
+    <w:p>
+      <w:pPr>
+        <w:pStyle w:val="ListBullet"/>
+      </w:pPr>
+      <w:r>
+        <w:t>Use sempre a dor específica do anúncio que originou o lead como gancho principal — é a informação mais forte que você tem sobre o motivo do interesse.</w:t>
+      </w:r>
+    </w:p>
+    <w:p>
+      <w:pPr>
+        <w:pStyle w:val="ListBullet"/>
+      </w:pPr>
+      <w:r>
         <w:t>Nunca repita o mesmo vídeo de prova social ou o mesmo conteúdo com o mesmo lead — cada tentativa deve trazer algo novo.</w:t>
       </w:r>
     </w:p>
@@ -2356,6 +3020,14 @@
       </w:pPr>
       <w:r>
         <w:t>O texto da mensagem deve sempre bater no gatilho de dor/desejo do lead, não apenas repetir o gancho do post — adapte a linguagem para a situação específica.</w:t>
+      </w:r>
+    </w:p>
+    <w:p>
+      <w:pPr>
+        <w:pStyle w:val="ListBullet"/>
+      </w:pPr>
+      <w:r>
+        <w:t>Termine sempre o contato com uma pergunta ou CTA que convide a pessoa a agir — nunca deixe uma mensagem "aberta" sem pedir uma ação.</w:t>
       </w:r>
     </w:p>
     <w:p>
@@ -2387,7 +3059,7 @@
         <w:pStyle w:val="ListBullet"/>
       </w:pPr>
       <w:r>
-        <w:t>Depois da tentativa 9 (e-mail de encerramento), o lead pode ser movido para uma lista de nutrição de longo prazo (reengajamento em campanhas futuras), sem contato ativo.</w:t>
+        <w:t>Depois da tentativa 10 (encerramento com gatilho de perda), o lead pode ser movido para uma lista de nutrição de longo prazo (reengajamento em campanhas futuras), sem contato ativo.</w:t>
       </w:r>
     </w:p>
     <w:sectPr>

--- a/strategia-sindicos/comercial/Fluxo_Cadencia_Comercial_Sindico_Profissional.docx
+++ b/strategia-sindicos/comercial/Fluxo_Cadencia_Comercial_Sindico_Profissional.docx
@@ -595,7 +595,7 @@
           <w:b/>
           <w:i w:val="0"/>
         </w:rPr>
-        <w:t>Objetivo: Abrir a conversa já usando o que a pessoa informou no formulário do site (se é morador ou conselheiro, e o tipo de gestão atual)</w:t>
+        <w:t>Objetivo: Abrir a conversa deixando claro que o contato é motivado pelo formulário preenchido no site, já usando o que a pessoa informou (se é morador ou conselheiro, e o tipo de gestão atual)</w:t>
       </w:r>
     </w:p>
     <w:p>
@@ -615,7 +615,7 @@
           <w:b w:val="0"/>
           <w:i w:val="0"/>
         </w:rPr>
-        <w:t>A pessoa já disse no formulário quem ela é (morador ou conselheiro) e como está a gestão hoje (síndico profissional de outra empresa ou síndico morador/voluntário). Use essa informação logo na primeira mensagem — isso mostra que você prestou atenção e já cria identificação.</w:t>
+        <w:t>A pessoa viu um anúncio, entrou no site e preencheu o formulário por vontade própria — ela precisa reconhecer imediatamente o motivo do contato, senão a mensagem soa como abordagem fria. Comece sempre confirmando que ela demonstrou interesse pelo formulário. Em seguida, use o que ela informou (é morador ou conselheiro, e como está a gestão hoje) — isso mostra que você prestou atenção e já cria identificação.</w:t>
       </w:r>
     </w:p>
     <w:p>
@@ -645,7 +645,17 @@
           <w:b w:val="0"/>
           <w:i w:val="0"/>
         </w:rPr>
-        <w:t>Vi que você é morador do [condomínio] e que hoje a gestão é feita por um síndico morador.</w:t>
+        <w:t>Vi aqui que você preencheu nosso formulário no site demonstrando interesse em conhecer a gestão profissional de condomínio — muito bom te encontrar por aqui!</w:t>
+      </w:r>
+    </w:p>
+    <w:p>
+      <w:pPr/>
+      <w:r>
+        <w:rPr>
+          <w:b w:val="0"/>
+          <w:i w:val="0"/>
+        </w:rPr>
+        <w:t>Você é morador do [condomínio], certo? E hoje a gestão é feita por um síndico morador.</w:t>
       </w:r>
     </w:p>
     <w:p>
@@ -685,7 +695,17 @@
           <w:b w:val="0"/>
           <w:i w:val="0"/>
         </w:rPr>
-        <w:t>Vi que o [condomínio] já tem um síndico profissional hoje, mas que você foi buscar mais informações sobre esse serviço mesmo assim.</w:t>
+        <w:t>Vi aqui que você preencheu nosso formulário no site demonstrando interesse em conhecer a gestão profissional de condomínio — muito bom te encontrar por aqui!</w:t>
+      </w:r>
+    </w:p>
+    <w:p>
+      <w:pPr/>
+      <w:r>
+        <w:rPr>
+          <w:b w:val="0"/>
+          <w:i w:val="0"/>
+        </w:rPr>
+        <w:t>Notei que o [condomínio] já tem um síndico profissional hoje, mas que você foi buscar mais informações sobre esse serviço mesmo assim.</w:t>
       </w:r>
     </w:p>
     <w:p>

--- a/strategia-sindicos/comercial/Fluxo_Cadencia_Comercial_Sindico_Profissional.docx
+++ b/strategia-sindicos/comercial/Fluxo_Cadencia_Comercial_Sindico_Profissional.docx
@@ -738,7 +738,7 @@
           <w:b/>
           <w:i w:val="0"/>
         </w:rPr>
-        <w:t>Objetivo: Primeira tentativa de contato direto, ancorada na dor específica do anúncio que gerou o lead</w:t>
+        <w:t>Objetivo: Primeira tentativa de contato direto, partindo da premissa de que o lead está insatisfeito com a gestão atual do condomínio e quer entender como trocar para a Strategia</w:t>
       </w:r>
     </w:p>
     <w:p>
@@ -758,7 +758,7 @@
           <w:b w:val="0"/>
           <w:i w:val="0"/>
         </w:rPr>
-        <w:t>Confira qual foi o anúncio/campanha que originou o lead — cada anúncio apresenta uma dor específica (inadimplência, conflito entre vizinhos, insegurança jurídica, falta de transparência, etc.). É essa dor que você vai usar como gancho da ligação, não uma abertura genérica.</w:t>
+        <w:t>A Marcella não tem como saber qual foi o anúncio específico que trouxe esse lead — então a ligação não deve tentar "adivinhar" uma dor pontual. Em vez disso, parta da premissa geral que vale pra praticamente todo lead que chega até aqui: todo condomínio é obrigado por lei a ter um síndico, então quem preenche o formulário está, no fundo, insatisfeito com a gestão atual — seja ela feita por um síndico profissional de outra empresa (e tanto ele quanto os moradores estão insatisfeitos), seja por um síndico morador. A situação, na prática, é sempre sobre trocar de síndico. É esse o gancho da ligação.</w:t>
       </w:r>
     </w:p>
     <w:p>
@@ -778,7 +778,7 @@
           <w:b w:val="0"/>
           <w:i w:val="0"/>
         </w:rPr>
-        <w:t>Se apresentar como Marcella, do time Comercial da Strategia Síndicos Profissionais.</w:t>
+        <w:t>Se apresentar como Marcella, do time Comercial da Strategia Síndicos Profissionais, e confirmar que o contato é por causa do formulário preenchido no site.</w:t>
       </w:r>
     </w:p>
     <w:p>
@@ -788,7 +788,7 @@
           <w:b w:val="0"/>
           <w:i w:val="0"/>
         </w:rPr>
-        <w:t>Abrir mencionando diretamente a dor do anúncio: "Vi que você chegou até a gente pelo conteúdo sobre [inadimplência / conflito entre moradores / segurança jurídica / transparência financeira] — é algo que vocês enfrentam aí no condomínio?"</w:t>
+        <w:t>Abrir com a premissa geral: "Pelo que entendi, hoje o condomínio de vocês já tem uma gestão — seja um síndico profissional ou um síndico morador — mas você sentiu vontade de conhecer outras opções. Geralmente isso acontece quando alguma coisa não está funcionando como deveria. Pode me contar um pouco de como está essa situação aí?"</w:t>
       </w:r>
     </w:p>
     <w:p>
@@ -798,7 +798,7 @@
           <w:b w:val="0"/>
           <w:i w:val="0"/>
         </w:rPr>
-        <w:t>Deixar a pessoa confirmar e detalhar a própria dor com as palavras dela — isso é mais forte do que você "adivinhar".</w:t>
+        <w:t>Deixar a pessoa confirmar e detalhar a própria dor e o tipo de gestão atual com as palavras dela — isso é mais forte do que você "adivinhar".</w:t>
       </w:r>
     </w:p>
     <w:p>

--- a/strategia-sindicos/comercial/Fluxo_Cadencia_Comercial_Sindico_Profissional.docx
+++ b/strategia-sindicos/comercial/Fluxo_Cadencia_Comercial_Sindico_Profissional.docx
@@ -1286,7 +1286,7 @@
           <w:b w:val="0"/>
           <w:i w:val="0"/>
         </w:rPr>
-        <w:t>Separei mais um vídeo — a Cláudia é moradora do Condomínio Esturión, em Porto Alegre, e conta como foi a experiência de 4 anos com a gestão da Strategia:</w:t>
+        <w:t>Separei mais um vídeo pra você ver — a Cláudia é moradora do Condomínio Esturión, aqui em Porto Alegre, e está muito satisfeita com a nossa gestão: já são 4 anos com a Strategia cuidando do condomínio dela, e ela conta com detalhes como foi essa experiência.</w:t>
       </w:r>
     </w:p>
     <w:p>
@@ -1316,7 +1316,7 @@
           <w:b w:val="0"/>
           <w:i w:val="0"/>
         </w:rPr>
-        <w:t>"Queria muito entender se ainda faz sentido pra você a gente bater um papo sobre o seu condomínio. Consigo te ajudar a resolver isso antes que vire um problema maior 🙏"</w:t>
+        <w:t>"Podemos conversar melhor pra eu te explicar como o nosso serviço de síndico profissional funcionaria pro seu condomínio, pra sua situação?"</w:t>
       </w:r>
     </w:p>
     <w:p>

--- a/strategia-sindicos/comercial/Fluxo_Cadencia_Comercial_Sindico_Profissional.docx
+++ b/strategia-sindicos/comercial/Fluxo_Cadencia_Comercial_Sindico_Profissional.docx
@@ -86,6 +86,34 @@
           <w:i w:val="0"/>
         </w:rPr>
         <w:t>Quando o lead não responde, a cadência usa "cobrança indireta": em vez de perguntar "por que você não respondeu", a mensagem retoma o assunto com um novo gancho de conteúdo, criando uma nova oportunidade de resposta sem soar como cobrança direta.</w:t>
+      </w:r>
+    </w:p>
+    <w:p>
+      <w:pPr>
+        <w:pStyle w:val="Heading2"/>
+      </w:pPr>
+      <w:r>
+        <w:t>Planilha de leads — preencher a cada contato</w:t>
+      </w:r>
+    </w:p>
+    <w:p>
+      <w:pPr/>
+      <w:r>
+        <w:rPr>
+          <w:b/>
+          <w:i w:val="0"/>
+        </w:rPr>
+        <w:t>IMPORTANTE: registre cada contato feito (data, tentativa, canal, resumo do que foi conversado) na planilha de leads assim que ele acontecer. Isso serve pra dois propósitos: você se organiza e não repete a mesma informação ou vídeo com o mesmo lead, e a Strategia consegue enxergar em qual tentativa cada lead está fechando e qual argumentação funcionou melhor.</w:t>
+      </w:r>
+    </w:p>
+    <w:p>
+      <w:pPr/>
+      <w:r>
+        <w:rPr>
+          <w:b/>
+          <w:i w:val="0"/>
+        </w:rPr>
+        <w:t>Link da planilha: https://docs.google.com/spreadsheets/d/1V_uBWuhPYU1KSQYg7Z_MOl22gXaz39htYjYB7mZNRUQ/edit?gid=1229378859#gid=1229378859</w:t>
       </w:r>
     </w:p>
     <w:p>
@@ -3015,6 +3043,14 @@
         <w:pStyle w:val="ListBullet"/>
       </w:pPr>
       <w:r>
+        <w:t>Preencha a planilha de leads (link no início deste documento) logo depois de cada contato — data, tentativa, canal e resumo da conversa. Isso evita repetir informação com o mesmo lead e ajuda a Strategia a entender em qual tentativa cada lead fecha e qual argumentação funciona melhor.</w:t>
+      </w:r>
+    </w:p>
+    <w:p>
+      <w:pPr>
+        <w:pStyle w:val="ListBullet"/>
+      </w:pPr>
+      <w:r>
         <w:t>Sempre comece o primeiro contato usando o que a pessoa já informou no formulário (é morador ou conselheiro, e o tipo de gestão atual) — nunca com uma pergunta genérica de qualificação.</w:t>
       </w:r>
     </w:p>

--- a/strategia-sindicos/comercial/Fluxo_Cadencia_Comercial_Sindico_Profissional.docx
+++ b/strategia-sindicos/comercial/Fluxo_Cadencia_Comercial_Sindico_Profissional.docx
@@ -786,7 +786,7 @@
           <w:b w:val="0"/>
           <w:i w:val="0"/>
         </w:rPr>
-        <w:t>A Marcella não tem como saber qual foi o anúncio específico que trouxe esse lead — então a ligação não deve tentar "adivinhar" uma dor pontual. Em vez disso, parta da premissa geral que vale pra praticamente todo lead que chega até aqui: todo condomínio é obrigado por lei a ter um síndico, então quem preenche o formulário está, no fundo, insatisfeito com a gestão atual — seja ela feita por um síndico profissional de outra empresa (e tanto ele quanto os moradores estão insatisfeitos), seja por um síndico morador. A situação, na prática, é sempre sobre trocar de síndico. É esse o gancho da ligação.</w:t>
+        <w:t>Parta da premissa geral que vale pra praticamente todo lead que chega até aqui: todo condomínio é obrigado por lei a ter um síndico, então quem preenche o formulário normalmente entra em contato porque não está satisfeito com a gestão condominial atual — seja ela feita por um síndico profissional concorrente, seja por um síndico morador. A situação, na prática, é sempre sobre trocar de síndico. É esse o gancho da ligação.</w:t>
       </w:r>
     </w:p>
     <w:p>

--- a/strategia-sindicos/comercial/Fluxo_Cadencia_Comercial_Sindico_Profissional.docx
+++ b/strategia-sindicos/comercial/Fluxo_Cadencia_Comercial_Sindico_Profissional.docx
@@ -869,7 +869,7 @@
           <w:b/>
           <w:i w:val="0"/>
         </w:rPr>
-        <w:t>Objetivo: Construir autoridade e confiança com prova social real, terminando sempre com uma pergunta que gere ação</w:t>
+        <w:t>Objetivo: Construir autoridade e confiança com prova social, terminando sempre com uma pergunta que gere ação</w:t>
       </w:r>
     </w:p>
     <w:p>
@@ -899,7 +899,7 @@
           <w:b w:val="0"/>
           <w:i w:val="0"/>
         </w:rPr>
-        <w:t>E o mais importante: temos depoimentos reais de moradores super satisfeitos com a gestão. O Carlos, por exemplo, é morador do Edifício Elfrida aqui em Porto Alegre e é nosso cliente há mais de 10 anos!</w:t>
+        <w:t>E o mais importante: temos depoimentos de moradores super satisfeitos com a gestão. O Carlos, por exemplo, é morador do Edifício Elfrida aqui em Porto Alegre e é nosso cliente há mais de 10 anos!</w:t>
       </w:r>
     </w:p>
     <w:p>

--- a/strategia-sindicos/comercial/Fluxo_Cadencia_Comercial_Sindico_Profissional.docx
+++ b/strategia-sindicos/comercial/Fluxo_Cadencia_Comercial_Sindico_Profissional.docx
@@ -65,7 +65,7 @@
           <w:b w:val="0"/>
           <w:i w:val="0"/>
         </w:rPr>
-        <w:t>Os anúncios que geram esses leads sempre apresentam uma dor específica que moradores de condomínio costumam ter (inadimplência, conflito entre vizinhos, insegurança jurídica, falta de transparência, etc.) com a Strategia como solução. Use sempre a dor do anúncio que gerou aquele lead como gancho — é a informação mais forte que você tem sobre o motivo do interesse.</w:t>
+        <w:t>Os anúncios que geram esses leads sempre apresentam uma dor específica que moradores de condomínio costumam ter (inadimplência, conflito entre vizinhos, insegurança jurídica, falta de transparência, etc.) com a Strategia como solução.</w:t>
       </w:r>
     </w:p>
     <w:p>
@@ -3059,14 +3059,6 @@
         <w:pStyle w:val="ListBullet"/>
       </w:pPr>
       <w:r>
-        <w:t>Use sempre a dor específica do anúncio que originou o lead como gancho principal — é a informação mais forte que você tem sobre o motivo do interesse.</w:t>
-      </w:r>
-    </w:p>
-    <w:p>
-      <w:pPr>
-        <w:pStyle w:val="ListBullet"/>
-      </w:pPr>
-      <w:r>
         <w:t>Nunca repita o mesmo vídeo de prova social ou o mesmo conteúdo com o mesmo lead — cada tentativa deve trazer algo novo.</w:t>
       </w:r>
     </w:p>
